--- a/Database/Import_Load_Process_Guide.docx
+++ b/Database/Import_Load_Process_Guide.docx
@@ -1,27 +1,5 @@
 
-<file path=docProps\app.xml><?xml version="1.0" encoding="utf-8"?>
-<Properties xmlns="http://schemas.openxmlformats.org/officeDocument/2006/extended-properties" xmlns:vt="http://schemas.openxmlformats.org/officeDocument/2006/docPropsVTypes"/>
-</file>
-
-<file path=docProps\core.xml><?xml version="1.0" encoding="utf-8"?>
-<cp:coreProperties xmlns:cp="http://schemas.openxmlformats.org/package/2006/metadata/core-properties" xmlns:dc="http://purl.org/dc/elements/1.1/" xmlns:dcterms="http://purl.org/dc/terms/" xmlns:dcmitype="http://purl.org/dc/dcmitype/" xmlns:xsi="http://www.w3.org/2001/XMLSchema-instance">
-  <dc:creator>Un-named</dc:creator>
-  <cp:lastModifiedBy>Un-named</cp:lastModifiedBy>
-  <cp:revision>1</cp:revision>
-  <dcterms:created xsi:type="dcterms:W3CDTF">2026-08-27T03:11:08.371Z</dcterms:created>
-  <dcterms:modified xsi:type="dcterms:W3CDTF">2026-08-27T03:11:08.384Z</dcterms:modified>
-</cp:coreProperties>
-</file>
-
-<file path=docProps\custom.xml><?xml version="1.0" encoding="utf-8"?>
-<Properties xmlns="http://schemas.openxmlformats.org/officeDocument/2006/custom-properties" xmlns:vt="http://schemas.openxmlformats.org/officeDocument/2006/docPropsVTypes"/>
-</file>
-
-<file path=word\comments.xml><?xml version="1.0" encoding="utf-8"?>
-<w:comments xmlns:cx="http://schemas.microsoft.com/office/drawing/2014/chartex" xmlns:cx1="http://schemas.microsoft.com/office/drawing/2015/9/8/chartex" xmlns:cx2="http://schemas.microsoft.com/office/drawing/2015/10/21/chartex" xmlns:cx3="http://schemas.microsoft.com/office/drawing/2016/5/9/chartex" xmlns:cx4="http://schemas.microsoft.com/office/drawing/2016/5/10/chartex" xmlns:cx5="http://schemas.microsoft.com/office/drawing/2016/5/11/chartex" xmlns:cx6="http://schemas.microsoft.com/office/drawing/2016/5/12/chartex" xmlns:cx7="http://schemas.microsoft.com/office/drawing/2016/5/13/chartex" xmlns:cx8="http://schemas.microsoft.com/office/drawing/2016/5/14/chartex" xmlns:mc="http://schemas.openxmlformats.org/markup-compatibility/2006" xmlns:aink="http://schemas.microsoft.com/office/drawing/2016/ink" xmlns:am3d="http://schemas.microsoft.com/office/drawing/2017/model3d" xmlns:o="urn:schemas-microsoft-com:office:office" xmlns:r="http://schemas.openxmlformats.org/officeDocument/2006/relationships" xmlns:m="http://schemas.openxmlformats.org/officeDocument/2006/math" xmlns:v="urn:schemas-microsoft-com:vml" xmlns:wp14="http://schemas.microsoft.com/office/word/2010/wordprocessingDrawing" xmlns:wp="http://schemas.openxmlformats.org/drawingml/2006/wordprocessingDrawing" xmlns:w10="urn:schemas-microsoft-com:office:word" xmlns:w="http://schemas.openxmlformats.org/wordprocessingml/2006/main" xmlns:w14="http://schemas.microsoft.com/office/word/2010/wordml" xmlns:w15="http://schemas.microsoft.com/office/word/2012/wordml" xmlns:w16cex="http://schemas.microsoft.com/office/word/2018/wordml/cex" xmlns:w16cid="http://schemas.microsoft.com/office/word/2016/wordml/cid" xmlns:w16="http://schemas.microsoft.com/office/word/2018/wordml" xmlns:w16sdtdh="http://schemas.microsoft.com/office/word/2020/wordml/sdtdatahash" xmlns:w16se="http://schemas.microsoft.com/office/word/2015/wordml/symex" xmlns:wpg="http://schemas.microsoft.com/office/word/2010/wordprocessingGroup" xmlns:wpi="http://schemas.microsoft.com/office/word/2010/wordprocessingInk" xmlns:wne="http://schemas.microsoft.com/office/word/2006/wordml" xmlns:wps="http://schemas.microsoft.com/office/word/2010/wordprocessingShape"/>
-</file>
-
-<file path=word\document.xml><?xml version="1.0" encoding="utf-8"?>
+<file path=word/document.xml><?xml version="1.0" encoding="utf-8"?>
 <w:document xmlns:wpc="http://schemas.microsoft.com/office/word/2010/wordprocessingCanvas" xmlns:mc="http://schemas.openxmlformats.org/markup-compatibility/2006" xmlns:o="urn:schemas-microsoft-com:office:office" xmlns:r="http://schemas.openxmlformats.org/officeDocument/2006/relationships" xmlns:m="http://schemas.openxmlformats.org/officeDocument/2006/math" xmlns:v="urn:schemas-microsoft-com:vml" xmlns:wp14="http://schemas.microsoft.com/office/word/2010/wordprocessingDrawing" xmlns:wp="http://schemas.openxmlformats.org/drawingml/2006/wordprocessingDrawing" xmlns:w10="urn:schemas-microsoft-com:office:word" xmlns:w="http://schemas.openxmlformats.org/wordprocessingml/2006/main" xmlns:w14="http://schemas.microsoft.com/office/word/2010/wordml" xmlns:w15="http://schemas.microsoft.com/office/word/2012/wordml" xmlns:wpg="http://schemas.microsoft.com/office/word/2010/wordprocessingGroup" xmlns:wpi="http://schemas.microsoft.com/office/word/2010/wordprocessingInk" xmlns:wne="http://schemas.microsoft.com/office/word/2006/wordml" xmlns:wps="http://schemas.microsoft.com/office/word/2010/wordprocessingShape" xmlns:cx="http://schemas.microsoft.com/office/drawing/2014/chartex" xmlns:cx1="http://schemas.microsoft.com/office/drawing/2015/9/8/chartex" xmlns:cx2="http://schemas.microsoft.com/office/drawing/2015/10/21/chartex" xmlns:cx3="http://schemas.microsoft.com/office/drawing/2016/5/9/chartex" xmlns:cx4="http://schemas.microsoft.com/office/drawing/2016/5/10/chartex" xmlns:cx5="http://schemas.microsoft.com/office/drawing/2016/5/11/chartex" xmlns:cx6="http://schemas.microsoft.com/office/drawing/2016/5/12/chartex" xmlns:cx7="http://schemas.microsoft.com/office/drawing/2016/5/13/chartex" xmlns:cx8="http://schemas.microsoft.com/office/drawing/2016/5/14/chartex" xmlns:aink="http://schemas.microsoft.com/office/drawing/2016/ink" xmlns:am3d="http://schemas.microsoft.com/office/drawing/2017/model3d" xmlns:w16cex="http://schemas.microsoft.com/office/word/2018/wordml/cex" xmlns:w16cid="http://schemas.microsoft.com/office/word/2016/wordml/cid" xmlns:w16="http://schemas.microsoft.com/office/word/2018/wordml" xmlns:w16sdtdh="http://schemas.microsoft.com/office/word/2020/wordml/sdtdatahash" xmlns:w16se="http://schemas.microsoft.com/office/word/2015/wordml/symex" mc:Ignorable="w14 w15 wp14">
   <w:body>
     <w:p>
@@ -1554,6 +1532,54 @@
     </w:p>
     <w:p>
       <w:pPr>
+        <w:pStyle w:val="Heading2"/>
+      </w:pPr>
+      <w:r>
+        <w:t>Cannot obtain the required interface ("IID_IColumnsInfo") from OLE DB provider "BULK"</w:t>
+      </w:r>
+    </w:p>
+    <w:p>
+      <w:r>
+        <w:t>Shows up running any of the six usp_Import_PC_* procedures (Platforms, Users, Groups, Safes, Accounts, Entitlements) -- for example, EXEC usp_Import_PC_Platforms @FilePath = '...\Export_PlatformsList.csv'. It looks like a permissions or file-path problem (the error even mentions a linked server), but confirmed directly (2026-09-04) that it is neither: a plain BULK INSERT with no FORMAT option reads the same file fine, proving the SQL Server service account can already read it.</w:t>
+      </w:r>
+    </w:p>
+    <w:p>
+      <w:r>
+        <w:t>Cause: BULK INSERT’s ROWTERMINATOR option has to match the line endings the export file actually uses. Every real Privilege Cloud export checked (all seven files) uses Windows-style CRLF line endings, but file 05 originally specified ROWTERMINATOR = '0x0a' (LF only). Under FORMAT = 'CSV' specifically, that mismatch does not degrade into a data-quality issue the way it might otherwise -- it fails outright, on every row, before any data is read.</w:t>
+      </w:r>
+    </w:p>
+    <w:p>
+      <w:r>
+        <w:t>Fixed in file 05 (ROWTERMINATOR = '0x0d0a', all seven occurrences, confirmed 2026-09-04) -- if you’re running the current version of that file, this shouldn’t happen. If it does resurface:</w:t>
+      </w:r>
+    </w:p>
+    <w:p>
+      <w:pPr>
+        <w:pStyle w:val="ListParagraph"/>
+        <w:numPr>
+          <w:ilvl w:val="0"/>
+          <w:numId w:val="2"/>
+        </w:numPr>
+      </w:pPr>
+      <w:r>
+        <w:t>Open a current export file and confirm whether it’s still CRLF (most editors show this in a status bar; or check whether a 0x0d byte precedes every 0x0a at each line break).</w:t>
+      </w:r>
+    </w:p>
+    <w:p>
+      <w:pPr>
+        <w:pStyle w:val="ListParagraph"/>
+        <w:numPr>
+          <w:ilvl w:val="0"/>
+          <w:numId w:val="2"/>
+        </w:numPr>
+      </w:pPr>
+      <w:r>
+        <w:t>If Privilege Cloud’s export tooling ever changes to LF-only line endings, change ROWTERMINATOR back to '0x0a' in all six usp_Import_PC_* procedures in file 05.</w:t>
+      </w:r>
+    </w:p>
+    <w:p/>
+    <w:p>
+      <w:pPr>
         <w:pStyle w:val="Heading1"/>
         <w:spacing w:after="140" w:before="320"/>
       </w:pPr>
@@ -1801,7 +1827,11 @@
 </w:document>
 </file>
 
-<file path=word\endnotes.xml><?xml version="1.0" encoding="utf-8"?>
+<file path=word/comments.xml><?xml version="1.0" encoding="utf-8"?>
+<w:comments xmlns:cx="http://schemas.microsoft.com/office/drawing/2014/chartex" xmlns:cx1="http://schemas.microsoft.com/office/drawing/2015/9/8/chartex" xmlns:cx2="http://schemas.microsoft.com/office/drawing/2015/10/21/chartex" xmlns:cx3="http://schemas.microsoft.com/office/drawing/2016/5/9/chartex" xmlns:cx4="http://schemas.microsoft.com/office/drawing/2016/5/10/chartex" xmlns:cx5="http://schemas.microsoft.com/office/drawing/2016/5/11/chartex" xmlns:cx6="http://schemas.microsoft.com/office/drawing/2016/5/12/chartex" xmlns:cx7="http://schemas.microsoft.com/office/drawing/2016/5/13/chartex" xmlns:cx8="http://schemas.microsoft.com/office/drawing/2016/5/14/chartex" xmlns:mc="http://schemas.openxmlformats.org/markup-compatibility/2006" xmlns:aink="http://schemas.microsoft.com/office/drawing/2016/ink" xmlns:am3d="http://schemas.microsoft.com/office/drawing/2017/model3d" xmlns:o="urn:schemas-microsoft-com:office:office" xmlns:r="http://schemas.openxmlformats.org/officeDocument/2006/relationships" xmlns:m="http://schemas.openxmlformats.org/officeDocument/2006/math" xmlns:v="urn:schemas-microsoft-com:vml" xmlns:wp14="http://schemas.microsoft.com/office/word/2010/wordprocessingDrawing" xmlns:wp="http://schemas.openxmlformats.org/drawingml/2006/wordprocessingDrawing" xmlns:w10="urn:schemas-microsoft-com:office:word" xmlns:w="http://schemas.openxmlformats.org/wordprocessingml/2006/main" xmlns:w14="http://schemas.microsoft.com/office/word/2010/wordml" xmlns:w15="http://schemas.microsoft.com/office/word/2012/wordml" xmlns:w16cex="http://schemas.microsoft.com/office/word/2018/wordml/cex" xmlns:w16cid="http://schemas.microsoft.com/office/word/2016/wordml/cid" xmlns:w16="http://schemas.microsoft.com/office/word/2018/wordml" xmlns:w16sdtdh="http://schemas.microsoft.com/office/word/2020/wordml/sdtdatahash" xmlns:w16se="http://schemas.microsoft.com/office/word/2015/wordml/symex" xmlns:wpg="http://schemas.microsoft.com/office/word/2010/wordprocessingGroup" xmlns:wpi="http://schemas.microsoft.com/office/word/2010/wordprocessingInk" xmlns:wne="http://schemas.microsoft.com/office/word/2006/wordml" xmlns:wps="http://schemas.microsoft.com/office/word/2010/wordprocessingShape"/>
+</file>
+
+<file path=word/endnotes.xml><?xml version="1.0" encoding="utf-8"?>
 <w:endnotes xmlns:wpc="http://schemas.microsoft.com/office/word/2010/wordprocessingCanvas" xmlns:mc="http://schemas.openxmlformats.org/markup-compatibility/2006" xmlns:o="urn:schemas-microsoft-com:office:office" xmlns:r="http://schemas.openxmlformats.org/officeDocument/2006/relationships" xmlns:m="http://schemas.openxmlformats.org/officeDocument/2006/math" xmlns:v="urn:schemas-microsoft-com:vml" xmlns:wp14="http://schemas.microsoft.com/office/word/2010/wordprocessingDrawing" xmlns:wp="http://schemas.openxmlformats.org/drawingml/2006/wordprocessingDrawing" xmlns:w10="urn:schemas-microsoft-com:office:word" xmlns:w="http://schemas.openxmlformats.org/wordprocessingml/2006/main" xmlns:w14="http://schemas.microsoft.com/office/word/2010/wordml" xmlns:w15="http://schemas.microsoft.com/office/word/2012/wordml" xmlns:wpg="http://schemas.microsoft.com/office/word/2010/wordprocessingGroup" xmlns:wpi="http://schemas.microsoft.com/office/word/2010/wordprocessingInk" xmlns:wne="http://schemas.microsoft.com/office/word/2006/wordml" xmlns:wps="http://schemas.microsoft.com/office/word/2010/wordprocessingShape" mc:Ignorable="w14 w15 wp14">
   <w:endnote w:type="separator" w:id="-1">
     <w:p>
@@ -1838,11 +1868,7 @@
 </w:endnotes>
 </file>
 
-<file path=word\fontTable.xml><?xml version="1.0" encoding="utf-8"?>
-<w:fonts xmlns:mc="http://schemas.openxmlformats.org/markup-compatibility/2006" xmlns:r="http://schemas.openxmlformats.org/officeDocument/2006/relationships" xmlns:w="http://schemas.openxmlformats.org/wordprocessingml/2006/main" xmlns:w14="http://schemas.microsoft.com/office/word/2010/wordml" xmlns:w15="http://schemas.microsoft.com/office/word/2012/wordml" xmlns:w16cex="http://schemas.microsoft.com/office/word/2018/wordml/cex" xmlns:w16cid="http://schemas.microsoft.com/office/word/2016/wordml/cid" xmlns:w16="http://schemas.microsoft.com/office/word/2018/wordml" xmlns:w16sdtdh="http://schemas.microsoft.com/office/word/2020/wordml/sdtdatahash" xmlns:w16se="http://schemas.microsoft.com/office/word/2015/wordml/symex" mc:Ignorable="w14 w15 w16se w16cid w16 w16cex w16sdtdh"/>
-</file>
-
-<file path=word\footnotes.xml><?xml version="1.0" encoding="utf-8"?>
+<file path=word/footnotes.xml><?xml version="1.0" encoding="utf-8"?>
 <w:footnotes xmlns:wpc="http://schemas.microsoft.com/office/word/2010/wordprocessingCanvas" xmlns:mc="http://schemas.openxmlformats.org/markup-compatibility/2006" xmlns:o="urn:schemas-microsoft-com:office:office" xmlns:r="http://schemas.openxmlformats.org/officeDocument/2006/relationships" xmlns:m="http://schemas.openxmlformats.org/officeDocument/2006/math" xmlns:v="urn:schemas-microsoft-com:vml" xmlns:wp14="http://schemas.microsoft.com/office/word/2010/wordprocessingDrawing" xmlns:wp="http://schemas.openxmlformats.org/drawingml/2006/wordprocessingDrawing" xmlns:w10="urn:schemas-microsoft-com:office:word" xmlns:w="http://schemas.openxmlformats.org/wordprocessingml/2006/main" xmlns:w14="http://schemas.microsoft.com/office/word/2010/wordml" xmlns:w15="http://schemas.microsoft.com/office/word/2012/wordml" xmlns:wpg="http://schemas.microsoft.com/office/word/2010/wordprocessingGroup" xmlns:wpi="http://schemas.microsoft.com/office/word/2010/wordprocessingInk" xmlns:wne="http://schemas.microsoft.com/office/word/2006/wordml" xmlns:wps="http://schemas.microsoft.com/office/word/2010/wordprocessingShape" mc:Ignorable="w14 w15 wp14">
   <w:footnote w:type="separator" w:id="-1">
     <w:p>
@@ -1879,7 +1905,7 @@
 </w:footnotes>
 </file>
 
-<file path=word\numbering.xml><?xml version="1.0" encoding="utf-8"?>
+<file path=word/numbering.xml><?xml version="1.0" encoding="utf-8"?>
 <w:numbering xmlns:wpc="http://schemas.microsoft.com/office/word/2010/wordprocessingCanvas" xmlns:mc="http://schemas.openxmlformats.org/markup-compatibility/2006" xmlns:o="urn:schemas-microsoft-com:office:office" xmlns:r="http://schemas.openxmlformats.org/officeDocument/2006/relationships" xmlns:m="http://schemas.openxmlformats.org/officeDocument/2006/math" xmlns:v="urn:schemas-microsoft-com:vml" xmlns:wp14="http://schemas.microsoft.com/office/word/2010/wordprocessingDrawing" xmlns:wp="http://schemas.openxmlformats.org/drawingml/2006/wordprocessingDrawing" xmlns:w10="urn:schemas-microsoft-com:office:word" xmlns:w="http://schemas.openxmlformats.org/wordprocessingml/2006/main" xmlns:w14="http://schemas.microsoft.com/office/word/2010/wordml" xmlns:w15="http://schemas.microsoft.com/office/word/2012/wordml" xmlns:wpg="http://schemas.microsoft.com/office/word/2010/wordprocessingGroup" xmlns:wpi="http://schemas.microsoft.com/office/word/2010/wordprocessingInk" xmlns:wne="http://schemas.microsoft.com/office/word/2006/wordml" xmlns:wps="http://schemas.microsoft.com/office/word/2010/wordprocessingShape" mc:Ignorable="w14 w15 wp14">
   <w:abstractNum w:abstractNumId="1" w15:restartNumberingAfterBreak="0">
     <w:multiLevelType w:val="hybridMultilevel"/>
@@ -1992,17 +2018,7 @@
 </w:numbering>
 </file>
 
-<file path=word\settings.xml><?xml version="1.0" encoding="utf-8"?>
-<w:settings xmlns:wpc="http://schemas.microsoft.com/office/word/2010/wordprocessingCanvas" xmlns:mc="http://schemas.openxmlformats.org/markup-compatibility/2006" xmlns:o="urn:schemas-microsoft-com:office:office" xmlns:r="http://schemas.openxmlformats.org/officeDocument/2006/relationships" xmlns:m="http://schemas.openxmlformats.org/officeDocument/2006/math" xmlns:v="urn:schemas-microsoft-com:vml" xmlns:wp14="http://schemas.microsoft.com/office/word/2010/wordprocessingDrawing" xmlns:wp="http://schemas.openxmlformats.org/drawingml/2006/wordprocessingDrawing" xmlns:w10="urn:schemas-microsoft-com:office:word" xmlns:w="http://schemas.openxmlformats.org/wordprocessingml/2006/main" xmlns:w14="http://schemas.microsoft.com/office/word/2010/wordml" xmlns:w15="http://schemas.microsoft.com/office/word/2012/wordml" xmlns:wpg="http://schemas.microsoft.com/office/word/2010/wordprocessingGroup" xmlns:wpi="http://schemas.microsoft.com/office/word/2010/wordprocessingInk" xmlns:wne="http://schemas.microsoft.com/office/word/2006/wordml" xmlns:wps="http://schemas.microsoft.com/office/word/2010/wordprocessingShape" mc:Ignorable="w14 w15 wp14">
-  <w:displayBackgroundShape/>
-  <w:evenAndOddHeaders w:val="false"/>
-  <w:compat>
-    <w:compatSetting w:val="15" w:name="compatibilityMode" w:uri="http://schemas.microsoft.com/office/word"/>
-  </w:compat>
-</w:settings>
-</file>
-
-<file path=word\styles.xml><?xml version="1.0" encoding="utf-8"?>
+<file path=word/styles.xml><?xml version="1.0" encoding="utf-8"?>
 <w:styles xmlns:mc="http://schemas.openxmlformats.org/markup-compatibility/2006" xmlns:r="http://schemas.openxmlformats.org/officeDocument/2006/relationships" xmlns:w="http://schemas.openxmlformats.org/wordprocessingml/2006/main" xmlns:w14="http://schemas.microsoft.com/office/word/2010/wordml" xmlns:w15="http://schemas.microsoft.com/office/word/2012/wordml" mc:Ignorable="w14 w15">
   <w:docDefaults>
     <w:rPrDefault/>

--- a/Database/Import_Load_Process_Guide.docx
+++ b/Database/Import_Load_Process_Guide.docx
@@ -638,7 +638,7 @@
         <w:spacing w:after="140"/>
       </w:pPr>
       <w:r>
-        <w:t xml:space="preserve">Call the single orchestration procedure. It runs all ten steps below inside one transaction — if any step fails, the entire load rolls back rather than leaving the warehouse half-updated.</w:t>
+        <w:t>Call the single orchestration procedure. It runs all twelve steps below inside one transaction — if any step fails, the entire load rolls back rather than leaving the warehouse half-updated.</w:t>
       </w:r>
     </w:p>
     <w:p>
@@ -661,137 +661,161 @@
         <w:spacing w:after="140"/>
       </w:pPr>
       <w:r>
-        <w:t xml:space="preserve">The ten steps, in order:</w:t>
-      </w:r>
-    </w:p>
-    <w:p>
-      <w:pPr>
-        <w:pStyle w:val="ListParagraph"/>
-        <w:numPr>
-          <w:ilvl w:val="0"/>
-          <w:numId w:val="2"/>
-        </w:numPr>
-        <w:spacing w:after="60"/>
-      </w:pPr>
-      <w:r>
-        <w:t xml:space="preserve">1. usp_Load_DimLocation — Self-Hosted's location/folder hierarchy</w:t>
-      </w:r>
-    </w:p>
-    <w:p>
-      <w:pPr>
-        <w:pStyle w:val="ListParagraph"/>
-        <w:numPr>
-          <w:ilvl w:val="0"/>
-          <w:numId w:val="2"/>
-        </w:numPr>
-        <w:spacing w:after="60"/>
-      </w:pPr>
-      <w:r>
-        <w:t xml:space="preserve">2. usp_Load_DimPlatform — Privilege Cloud platforms (Self-Hosted has no Platforms source)</w:t>
-      </w:r>
-    </w:p>
-    <w:p>
-      <w:pPr>
-        <w:pStyle w:val="ListParagraph"/>
-        <w:numPr>
-          <w:ilvl w:val="0"/>
-          <w:numId w:val="2"/>
-        </w:numPr>
-        <w:spacing w:after="60"/>
-      </w:pPr>
-      <w:r>
-        <w:t xml:space="preserve">3. usp_Load_DimSafe — both sources</w:t>
-      </w:r>
-    </w:p>
-    <w:p>
-      <w:pPr>
-        <w:pStyle w:val="ListParagraph"/>
-        <w:numPr>
-          <w:ilvl w:val="0"/>
-          <w:numId w:val="2"/>
-        </w:numPr>
-        <w:spacing w:after="60"/>
-      </w:pPr>
-      <w:r>
-        <w:t xml:space="preserve">4. usp_Load_DimUser — both sources</w:t>
-      </w:r>
-    </w:p>
-    <w:p>
-      <w:pPr>
-        <w:pStyle w:val="ListParagraph"/>
-        <w:numPr>
-          <w:ilvl w:val="0"/>
-          <w:numId w:val="2"/>
-        </w:numPr>
-        <w:spacing w:after="60"/>
-      </w:pPr>
-      <w:r>
-        <w:t xml:space="preserve">5. usp_Load_DimGroup — both sources</w:t>
-      </w:r>
-    </w:p>
-    <w:p>
-      <w:pPr>
-        <w:pStyle w:val="ListParagraph"/>
-        <w:numPr>
-          <w:ilvl w:val="0"/>
-          <w:numId w:val="2"/>
-        </w:numPr>
-        <w:spacing w:after="60"/>
-      </w:pPr>
-      <w:r>
-        <w:t xml:space="preserve">6. usp_Load_FactAccount — both sources, including the Self-Hosted CAObjectProperties pivot</w:t>
-      </w:r>
-    </w:p>
-    <w:p>
-      <w:pPr>
-        <w:pStyle w:val="ListParagraph"/>
-        <w:numPr>
-          <w:ilvl w:val="0"/>
-          <w:numId w:val="2"/>
-        </w:numPr>
-        <w:spacing w:after="60"/>
-      </w:pPr>
-      <w:r>
-        <w:t xml:space="preserve">7. usp_Load_FactAccountProgress — creates a Stage 1 (“Discovered”) tracking row for any account seen for the first time; never touches an existing progress row</w:t>
-      </w:r>
-    </w:p>
-    <w:p>
-      <w:pPr>
-        <w:pStyle w:val="ListParagraph"/>
-        <w:numPr>
-          <w:ilvl w:val="0"/>
-          <w:numId w:val="2"/>
-        </w:numPr>
-        <w:spacing w:after="60"/>
-      </w:pPr>
-      <w:r>
-        <w:t xml:space="preserve">8. usp_Load_FactSafeEntitlement — both sources' safe permissions, normalized into the long/bridge format</w:t>
-      </w:r>
-    </w:p>
-    <w:p>
-      <w:pPr>
-        <w:pStyle w:val="ListParagraph"/>
-        <w:numPr>
-          <w:ilvl w:val="0"/>
-          <w:numId w:val="2"/>
-        </w:numPr>
-        <w:spacing w:after="60"/>
-      </w:pPr>
-      <w:r>
-        <w:t xml:space="preserve">9. usp_Load_AccountReconciliation — proposes Self-Hosted ↔ Privilege Cloud account matches for human review; never auto-confirms a match</w:t>
-      </w:r>
-    </w:p>
-    <w:p>
-      <w:pPr>
-        <w:pStyle w:val="ListParagraph"/>
-        <w:numPr>
-          <w:ilvl w:val="0"/>
-          <w:numId w:val="2"/>
-        </w:numPr>
-        <w:spacing w:after="60"/>
-      </w:pPr>
-      <w:r>
-        <w:t xml:space="preserve">10. usp_Load_FactAccountProgressHistory — appends today's snapshot for trend reporting</w:t>
+        <w:t>The twelve steps, in order:</w:t>
+      </w:r>
+    </w:p>
+    <w:p>
+      <w:pPr>
+        <w:pStyle w:val="ListParagraph"/>
+        <w:numPr>
+          <w:ilvl w:val="0"/>
+          <w:numId w:val="2"/>
+        </w:numPr>
+        <w:spacing w:after="60"/>
+      </w:pPr>
+      <w:r>
+        <w:t>1. usp_Load_DimLocation — Self-Hosted's location/folder hierarchy</w:t>
+      </w:r>
+    </w:p>
+    <w:p>
+      <w:pPr>
+        <w:pStyle w:val="ListParagraph"/>
+        <w:numPr>
+          <w:ilvl w:val="0"/>
+          <w:numId w:val="2"/>
+        </w:numPr>
+        <w:spacing w:after="60"/>
+      </w:pPr>
+      <w:r>
+        <w:t>2. usp_Load_DimPlatform — Privilege Cloud platforms (Self-Hosted has no Platforms source)</w:t>
+      </w:r>
+    </w:p>
+    <w:p>
+      <w:pPr>
+        <w:pStyle w:val="ListParagraph"/>
+        <w:numPr>
+          <w:ilvl w:val="0"/>
+          <w:numId w:val="2"/>
+        </w:numPr>
+        <w:spacing w:after="60"/>
+      </w:pPr>
+      <w:r>
+        <w:t>3. usp_Load_DimSafe — both sources</w:t>
+      </w:r>
+    </w:p>
+    <w:p>
+      <w:pPr>
+        <w:pStyle w:val="ListParagraph"/>
+        <w:numPr>
+          <w:ilvl w:val="0"/>
+          <w:numId w:val="2"/>
+        </w:numPr>
+        <w:spacing w:after="60"/>
+      </w:pPr>
+      <w:r>
+        <w:t>4. usp_Load_DimUser — both sources</w:t>
+      </w:r>
+    </w:p>
+    <w:p>
+      <w:pPr>
+        <w:pStyle w:val="ListParagraph"/>
+        <w:numPr>
+          <w:ilvl w:val="0"/>
+          <w:numId w:val="2"/>
+        </w:numPr>
+        <w:spacing w:after="60"/>
+      </w:pPr>
+      <w:r>
+        <w:t>5. usp_Load_DimGroup — both sources</w:t>
+      </w:r>
+    </w:p>
+    <w:p>
+      <w:pPr>
+        <w:pStyle w:val="ListParagraph"/>
+        <w:numPr>
+          <w:ilvl w:val="0"/>
+          <w:numId w:val="2"/>
+        </w:numPr>
+        <w:spacing w:after="60"/>
+      </w:pPr>
+      <w:r>
+        <w:t>6. usp_Load_GroupMembership — both sources' group membership</w:t>
+      </w:r>
+    </w:p>
+    <w:p>
+      <w:pPr>
+        <w:pStyle w:val="ListParagraph"/>
+        <w:numPr>
+          <w:ilvl w:val="0"/>
+          <w:numId w:val="2"/>
+        </w:numPr>
+        <w:spacing w:after="60"/>
+      </w:pPr>
+      <w:r>
+        <w:t>7. usp_Load_FactAccount — both sources, including the Self-Hosted CAObjectProperties pivot</w:t>
+      </w:r>
+    </w:p>
+    <w:p>
+      <w:pPr>
+        <w:pStyle w:val="ListParagraph"/>
+        <w:numPr>
+          <w:ilvl w:val="0"/>
+          <w:numId w:val="2"/>
+        </w:numPr>
+        <w:spacing w:after="60"/>
+      </w:pPr>
+      <w:r>
+        <w:t>8. usp_Load_FactAccountProgress — creates a Stage 1 (“Discovered”) tracking row for any account seen for the first time; never touches an existing progress row</w:t>
+      </w:r>
+    </w:p>
+    <w:p>
+      <w:pPr>
+        <w:pStyle w:val="ListParagraph"/>
+        <w:numPr>
+          <w:ilvl w:val="0"/>
+          <w:numId w:val="2"/>
+        </w:numPr>
+        <w:spacing w:after="60"/>
+      </w:pPr>
+      <w:r>
+        <w:t>9. usp_Load_AccountProgressAutoAdvance — advances any account still at its untouched default (Discovered / Not Started) to “Onboarded to Vault” unless its safe's name contains “_Pending” (2026-09-04)</w:t>
+      </w:r>
+    </w:p>
+    <w:p>
+      <w:pPr>
+        <w:pStyle w:val="ListParagraph"/>
+        <w:numPr>
+          <w:ilvl w:val="0"/>
+          <w:numId w:val="2"/>
+        </w:numPr>
+        <w:spacing w:after="60"/>
+      </w:pPr>
+      <w:r>
+        <w:t>10. usp_Load_FactSafeEntitlement — both sources' safe permissions, normalized into the long/bridge format</w:t>
+      </w:r>
+    </w:p>
+    <w:p>
+      <w:pPr>
+        <w:pStyle w:val="ListParagraph"/>
+        <w:numPr>
+          <w:ilvl w:val="0"/>
+          <w:numId w:val="2"/>
+        </w:numPr>
+      </w:pPr>
+      <w:r>
+        <w:t>11. usp_Load_AccountReconciliation — proposes Self-Hosted ↔ Privilege Cloud account matches for human review; never auto-confirms a match</w:t>
+      </w:r>
+    </w:p>
+    <w:p>
+      <w:pPr>
+        <w:pStyle w:val="ListParagraph"/>
+        <w:numPr>
+          <w:ilvl w:val="0"/>
+          <w:numId w:val="2"/>
+        </w:numPr>
+      </w:pPr>
+      <w:r>
+        <w:t>12. usp_Load_FactAccountProgressHistory — appends today's snapshot for trend reporting</w:t>
       </w:r>
     </w:p>
     <w:p>

--- a/Database/Import_Load_Process_Guide.docx
+++ b/Database/Import_Load_Process_Guide.docx
@@ -971,7 +971,7 @@
         <w:spacing w:after="60"/>
       </w:pPr>
       <w:r>
-        <w:t xml:space="preserve">Confirm dim_date's populated range still covers the current date — usp_Load_FactAccountProgressHistory will raise an error rather than silently skip a day if it doesn't (see 04_BlueTrack_PowerBI_Support.sql's dim_date population script to extend the range).</w:t>
+        <w:t>Confirm dim_date's populated range still covers the current date — usp_Load_FactAccountProgressHistory will raise an error rather than silently skip a day if it doesn't (see 06_BlueTrack_PowerBI_Support.sql's dim_date population script to extend the range).</w:t>
       </w:r>
     </w:p>
     <w:p>
@@ -988,7 +988,7 @@
         <w:spacing w:after="140"/>
       </w:pPr>
       <w:r>
-        <w:t xml:space="preserve">Database/09_BlueTrack_ScheduleImportLoadJob.sql creates this as a single SQL Server Agent job, “BlueTrack - Import and Load”, with two steps — Import, then Load — matching the cadence above. Run it once, after Import and Load have both been confirmed working manually at least once; it drops and recreates the job if run again, so it's safe to re-run after changing anything below.</w:t>
+        <w:t>Database/14_BlueTrack_ScheduleImportLoadJob.sql creates this as a single SQL Server Agent job, “BlueTrack - Import and Load”, with two steps — Import, then Load — matching the cadence above. Run it once, after Import and Load have both been confirmed working manually at least once; it drops and recreates the job if run again, so it's safe to re-run after changing anything below.</w:t>
       </w:r>
     </w:p>
     <w:p>
